--- a/작성 서류 - yun/02_설계도면 및 분야별 설계설명서(완성본).docx
+++ b/작성 서류 - yun/02_설계도면 및 분야별 설계설명서(완성본).docx
@@ -433,7 +433,7 @@
                 <w:sz w:val="20"/>
                 <w:szCs w:val="20"/>
               </w:rPr>
-              <w:t xml:space="preserve">2026년 9월 30일</w:t>
+              <w:t xml:space="preserve">2026년 10월 31일</w:t>
             </w:r>
           </w:p>
         </w:tc>

--- a/작성 서류 - yun/02_설계도면 및 분야별 설계설명서(완성본).docx
+++ b/작성 서류 - yun/02_설계도면 및 분야별 설계설명서(완성본).docx
@@ -3299,7 +3299,7 @@
                 <w:sz w:val="17"/>
                 <w:szCs w:val="17"/>
               </w:rPr>
-              <w:t xml:space="preserve">입고 전용 도크, 도크레벨러, 입고 검수대 2식, 파렛트 대기존, PDA, 휴대용 DWS</w:t>
+              <w:t>입고 전용 도크, 도크레벨러 1개소, 입고 검수대 2식, 파렛트 대기존, PDA</w:t>
             </w:r>
           </w:p>
         </w:tc>
@@ -4469,7 +4469,7 @@
                 <w:sz w:val="17"/>
                 <w:szCs w:val="17"/>
               </w:rPr>
-              <w:t xml:space="preserve">휠소터, 오토라벨러, 싱귤레이터, 컨베이어 DWS, 수동 DWS</w:t>
+              <w:t xml:space="preserve">휠소터, 오토라벨러, 싱귤레이터, DWS</w:t>
             </w:r>
           </w:p>
         </w:tc>
@@ -4539,7 +4539,7 @@
                 <w:sz w:val="17"/>
                 <w:szCs w:val="17"/>
               </w:rPr>
-              <w:t xml:space="preserve">WMS 완료 상품 → 컨베이어 DWS 스캔 → 목적지 구획 자동 분류 / [크로스도킹 박스] 자동 스캔 → 오토라벨러 송장 부착 → DWS 스캔 → 자동 분류 / [폴리 화물] 수동 DWS 스캔·송장 부착 → 싱귤레이터 간격 조정 → 자동 분류</w:t>
+              <w:t xml:space="preserve">WMS 완료 상품 → DWS 스캔 → 목적지 구획 자동 분류 / [크로스도킹 박스] 자동 스캔 → 오토라벨러 송장 부착 → DWS 스캔 → 자동 분류 / [폴리 화물] DWS 스캔·송장 부착 → 싱귤레이터 간격 조정 → 자동 분류</w:t>
             </w:r>
           </w:p>
         </w:tc>
@@ -4609,7 +4609,7 @@
                 <w:sz w:val="17"/>
                 <w:szCs w:val="17"/>
               </w:rPr>
-              <w:t xml:space="preserve">오토라벨러 시간당 약 800개 / 휠소터 시간당 약 4,000개 / 수동 DWS 시간당 약 400개</w:t>
+              <w:t>오토라벨러 시간당 약 800개 / 휠소터 시간당 약 3,500개(슈트 18개) / DWS 시간당 약 400개</w:t>
             </w:r>
           </w:p>
         </w:tc>
@@ -4859,7 +4859,7 @@
                 <w:sz w:val="17"/>
                 <w:szCs w:val="17"/>
               </w:rPr>
-              <w:t xml:space="preserve">포장대 6식, 봉함기 6대, DWS 2대, 검품 녹화 카메라</w:t>
+              <w:t xml:space="preserve">포장대 6식, 봉함기 6대, DWS(투입구 DWS 공용), 검품 녹화 카메라</w:t>
             </w:r>
           </w:p>
         </w:tc>

--- a/작성 서류 - yun/02_설계도면 및 분야별 설계설명서(완성본).docx
+++ b/작성 서류 - yun/02_설계도면 및 분야별 설계설명서(완성본).docx
@@ -3072,20 +3072,6 @@
                 <w:szCs w:val="17"/>
               </w:rPr>
               <w:t xml:space="preserve">[작성 메모 · 제출 전 삭제]</w:t>
-            </w:r>
-          </w:p>
-          <w:p>
-            <w:pPr>
-              <w:spacing w:after="10" w:before="0" w:line="260"/>
-            </w:pPr>
-            <w:r>
-              <w:rPr>
-                <w:rFonts w:ascii="맑은 고딕" w:cs="맑은 고딕" w:eastAsia="맑은 고딕" w:hAnsi="맑은 고딕"/>
-                <w:color w:val="7F3F00"/>
-                <w:sz w:val="17"/>
-                <w:szCs w:val="17"/>
-              </w:rPr>
-              <w:t xml:space="preserve">· 기존 초안의 피킹 500㎡는 Lay-out 기준 478.1㎡(292.5+185.625)로 확인됨. 수치 확정 후 05·⑧과 함께 통일.</w:t>
             </w:r>
           </w:p>
           <w:p>
